--- a/src/main/resources/com/company/onboarding/report/user-preparat-report.docx
+++ b/src/main/resources/com/company/onboarding/report/user-preparat-report.docx
@@ -157,6 +157,7 @@
           <w:kern w:val="0"/>
           <w:sz w:val="28"/>
           <w:szCs w:val="28"/>
+          <w:lang w:val="ru-RU"/>
           <w14:ligatures w14:val="none"/>
         </w:rPr>
       </w:pPr>
@@ -169,9 +170,10 @@
           <w:kern w:val="0"/>
           <w:sz w:val="28"/>
           <w:szCs w:val="28"/>
+          <w:lang w:val="ru-RU"/>
           <w14:ligatures w14:val="none"/>
         </w:rPr>
-        <w:t>Summary</w:t>
+        <w:t>Основные</w:t>
       </w:r>
     </w:p>
     <w:tbl>
@@ -197,22 +199,22 @@
               <w:spacing w:after="120"/>
               <w:outlineLvl w:val="1"/>
               <w:rPr>
-                <w:rFonts w:ascii="Arial" w:eastAsia="Times New Roman" w:hAnsi="Arial" w:cs="Arial"/>
+                <w:rFonts w:ascii="Times New Roman" w:eastAsia="Times New Roman" w:hAnsi="Times New Roman" w:cs="Times New Roman"/>
                 <w:b/>
                 <w:bCs/>
                 <w:color w:val="0B69A3"/>
                 <w:kern w:val="0"/>
+                <w:sz w:val="28"/>
+                <w:szCs w:val="28"/>
                 <w:lang w:val="ru-RU"/>
                 <w14:ligatures w14:val="none"/>
               </w:rPr>
             </w:pPr>
             <w:r>
               <w:rPr>
-                <w:rFonts w:ascii="Arial" w:eastAsia="Times New Roman" w:hAnsi="Arial" w:cs="Arial"/>
+                <w:rFonts w:ascii="Times New Roman" w:eastAsia="Times New Roman" w:hAnsi="Times New Roman" w:cs="Times New Roman"/>
                 <w:color w:val="666666"/>
                 <w:kern w:val="0"/>
-                <w:sz w:val="27"/>
-                <w:szCs w:val="27"/>
                 <w:lang w:val="ru-RU"/>
                 <w14:ligatures w14:val="none"/>
               </w:rPr>
@@ -297,11 +299,9 @@
             </w:pPr>
             <w:r>
               <w:rPr>
-                <w:rFonts w:ascii="Arial" w:eastAsia="Times New Roman" w:hAnsi="Arial" w:cs="Arial"/>
-                <w:color w:val="44546A" w:themeColor="text2"/>
-                <w:kern w:val="0"/>
-                <w:sz w:val="27"/>
-                <w:szCs w:val="27"/>
+                <w:rFonts w:ascii="Times New Roman" w:eastAsia="Times New Roman" w:hAnsi="Times New Roman" w:cs="Times New Roman"/>
+                <w:color w:val="666666"/>
+                <w:kern w:val="0"/>
                 <w:lang w:val="ru-RU"/>
                 <w14:ligatures w14:val="none"/>
               </w:rPr>
@@ -381,19 +381,19 @@
                 <w:bCs/>
                 <w:color w:val="0B69A3"/>
                 <w:kern w:val="0"/>
+                <w:lang w:val="ru-RU"/>
                 <w14:ligatures w14:val="none"/>
               </w:rPr>
             </w:pPr>
             <w:r>
               <w:rPr>
-                <w:rFonts w:ascii="Arial" w:eastAsia="Times New Roman" w:hAnsi="Arial" w:cs="Arial"/>
+                <w:rFonts w:ascii="Times New Roman" w:eastAsia="Times New Roman" w:hAnsi="Times New Roman" w:cs="Times New Roman"/>
                 <w:color w:val="666666"/>
                 <w:kern w:val="0"/>
-                <w:sz w:val="27"/>
-                <w:szCs w:val="27"/>
-                <w14:ligatures w14:val="none"/>
-              </w:rPr>
-              <w:t>Type</w:t>
+                <w:lang w:val="ru-RU"/>
+                <w14:ligatures w14:val="none"/>
+              </w:rPr>
+              <w:t>Адрес эл. почты</w:t>
             </w:r>
           </w:p>
         </w:tc>
@@ -412,212 +412,52 @@
                 <w14:ligatures w14:val="none"/>
               </w:rPr>
             </w:pPr>
-          </w:p>
-        </w:tc>
-      </w:tr>
-      <w:tr>
-        <w:trPr>
-          <w:trHeight w:val="576"/>
-        </w:trPr>
-        <w:tc>
-          <w:tcPr>
-            <w:tcW w:w="2880" w:type="dxa"/>
-          </w:tcPr>
-          <w:p>
-            <w:pPr>
-              <w:spacing w:after="120"/>
-              <w:outlineLvl w:val="1"/>
-              <w:rPr>
-                <w:rFonts w:ascii="Arial" w:eastAsia="Times New Roman" w:hAnsi="Arial" w:cs="Arial"/>
-                <w:color w:val="666666"/>
+            <w:r>
+              <w:rPr>
+                <w:rFonts w:ascii="Arial" w:eastAsia="Times New Roman" w:hAnsi="Arial" w:cs="Arial"/>
+                <w:color w:val="222222"/>
                 <w:kern w:val="0"/>
                 <w:sz w:val="27"/>
                 <w:szCs w:val="27"/>
                 <w14:ligatures w14:val="none"/>
               </w:rPr>
-            </w:pPr>
-            <w:r>
-              <w:rPr>
-                <w:rFonts w:ascii="Arial" w:eastAsia="Times New Roman" w:hAnsi="Arial" w:cs="Arial"/>
-                <w:color w:val="666666"/>
+              <w:t>${</w:t>
+            </w:r>
+            <w:proofErr w:type="spellStart"/>
+            <w:r>
+              <w:rPr>
+                <w:rFonts w:ascii="Arial" w:eastAsia="Times New Roman" w:hAnsi="Arial" w:cs="Arial"/>
+                <w:color w:val="222222"/>
                 <w:kern w:val="0"/>
                 <w:sz w:val="27"/>
                 <w:szCs w:val="27"/>
                 <w14:ligatures w14:val="none"/>
               </w:rPr>
-              <w:t>Address</w:t>
-            </w:r>
-          </w:p>
-        </w:tc>
-        <w:tc>
-          <w:tcPr>
-            <w:tcW w:w="6470" w:type="dxa"/>
-          </w:tcPr>
-          <w:p>
-            <w:pPr>
-              <w:rPr>
-                <w:rFonts w:ascii="Arial" w:eastAsia="Times New Roman" w:hAnsi="Arial" w:cs="Arial"/>
-                <w:color w:val="666666"/>
+              <w:t>User.</w:t>
+            </w:r>
+            <w:r>
+              <w:rPr>
+                <w:rFonts w:ascii="Arial" w:eastAsia="Times New Roman" w:hAnsi="Arial" w:cs="Arial"/>
+                <w:color w:val="222222"/>
                 <w:kern w:val="0"/>
                 <w:sz w:val="27"/>
                 <w:szCs w:val="27"/>
                 <w14:ligatures w14:val="none"/>
               </w:rPr>
-            </w:pPr>
-          </w:p>
-        </w:tc>
-      </w:tr>
-      <w:tr>
-        <w:trPr>
-          <w:trHeight w:val="576"/>
-        </w:trPr>
-        <w:tc>
-          <w:tcPr>
-            <w:tcW w:w="2880" w:type="dxa"/>
-          </w:tcPr>
-          <w:p>
-            <w:pPr>
-              <w:spacing w:after="120"/>
-              <w:outlineLvl w:val="1"/>
-              <w:rPr>
-                <w:rFonts w:ascii="Arial" w:eastAsia="Times New Roman" w:hAnsi="Arial" w:cs="Arial"/>
-                <w:color w:val="666666"/>
+              <w:t>email</w:t>
+            </w:r>
+            <w:proofErr w:type="spellEnd"/>
+            <w:r>
+              <w:rPr>
+                <w:rFonts w:ascii="Arial" w:eastAsia="Times New Roman" w:hAnsi="Arial" w:cs="Arial"/>
+                <w:color w:val="222222"/>
                 <w:kern w:val="0"/>
                 <w:sz w:val="27"/>
                 <w:szCs w:val="27"/>
                 <w14:ligatures w14:val="none"/>
               </w:rPr>
-            </w:pPr>
-            <w:r>
-              <w:rPr>
-                <w:rFonts w:ascii="Arial" w:eastAsia="Times New Roman" w:hAnsi="Arial" w:cs="Arial"/>
-                <w:color w:val="666666"/>
-                <w:kern w:val="0"/>
-                <w:sz w:val="27"/>
-                <w:szCs w:val="27"/>
-                <w14:ligatures w14:val="none"/>
-              </w:rPr>
-              <w:t>VAT number</w:t>
-            </w:r>
-          </w:p>
-        </w:tc>
-        <w:tc>
-          <w:tcPr>
-            <w:tcW w:w="6470" w:type="dxa"/>
-          </w:tcPr>
-          <w:p>
-            <w:pPr>
-              <w:rPr>
-                <w:rFonts w:ascii="Arial" w:eastAsia="Times New Roman" w:hAnsi="Arial" w:cs="Arial"/>
-                <w:color w:val="666666"/>
-                <w:kern w:val="0"/>
-                <w:sz w:val="27"/>
-                <w:szCs w:val="27"/>
-                <w14:ligatures w14:val="none"/>
-              </w:rPr>
-            </w:pPr>
-          </w:p>
-        </w:tc>
-      </w:tr>
-      <w:tr>
-        <w:trPr>
-          <w:trHeight w:val="576"/>
-        </w:trPr>
-        <w:tc>
-          <w:tcPr>
-            <w:tcW w:w="2880" w:type="dxa"/>
-          </w:tcPr>
-          <w:p>
-            <w:pPr>
-              <w:spacing w:after="120"/>
-              <w:outlineLvl w:val="1"/>
-              <w:rPr>
-                <w:rFonts w:ascii="Arial" w:eastAsia="Times New Roman" w:hAnsi="Arial" w:cs="Arial"/>
-                <w:color w:val="666666"/>
-                <w:kern w:val="0"/>
-                <w:sz w:val="27"/>
-                <w:szCs w:val="27"/>
-                <w14:ligatures w14:val="none"/>
-              </w:rPr>
-            </w:pPr>
-            <w:r>
-              <w:rPr>
-                <w:rFonts w:ascii="Arial" w:eastAsia="Times New Roman" w:hAnsi="Arial" w:cs="Arial"/>
-                <w:color w:val="666666"/>
-                <w:kern w:val="0"/>
-                <w:sz w:val="27"/>
-                <w:szCs w:val="27"/>
-                <w14:ligatures w14:val="none"/>
-              </w:rPr>
-              <w:t>Registration number</w:t>
-            </w:r>
-          </w:p>
-        </w:tc>
-        <w:tc>
-          <w:tcPr>
-            <w:tcW w:w="6470" w:type="dxa"/>
-          </w:tcPr>
-          <w:p>
-            <w:pPr>
-              <w:rPr>
-                <w:rFonts w:ascii="Arial" w:eastAsia="Times New Roman" w:hAnsi="Arial" w:cs="Arial"/>
-                <w:color w:val="666666"/>
-                <w:kern w:val="0"/>
-                <w:sz w:val="27"/>
-                <w:szCs w:val="27"/>
-                <w14:ligatures w14:val="none"/>
-              </w:rPr>
-            </w:pPr>
-          </w:p>
-        </w:tc>
-      </w:tr>
-      <w:tr>
-        <w:trPr>
-          <w:trHeight w:val="576"/>
-        </w:trPr>
-        <w:tc>
-          <w:tcPr>
-            <w:tcW w:w="2880" w:type="dxa"/>
-          </w:tcPr>
-          <w:p>
-            <w:pPr>
-              <w:rPr>
-                <w:rFonts w:ascii="Arial" w:eastAsia="Times New Roman" w:hAnsi="Arial" w:cs="Arial"/>
-                <w:color w:val="666666"/>
-                <w:kern w:val="0"/>
-                <w:sz w:val="27"/>
-                <w:szCs w:val="27"/>
-                <w14:ligatures w14:val="none"/>
-              </w:rPr>
-            </w:pPr>
-            <w:r>
-              <w:rPr>
-                <w:rFonts w:ascii="Arial" w:eastAsia="Times New Roman" w:hAnsi="Arial" w:cs="Arial"/>
-                <w:color w:val="666666"/>
-                <w:kern w:val="0"/>
-                <w:sz w:val="27"/>
-                <w:szCs w:val="27"/>
-                <w14:ligatures w14:val="none"/>
-              </w:rPr>
-              <w:t>Website</w:t>
-            </w:r>
-          </w:p>
-        </w:tc>
-        <w:tc>
-          <w:tcPr>
-            <w:tcW w:w="6470" w:type="dxa"/>
-          </w:tcPr>
-          <w:p>
-            <w:pPr>
-              <w:rPr>
-                <w:rFonts w:ascii="Arial" w:eastAsia="Times New Roman" w:hAnsi="Arial" w:cs="Arial"/>
-                <w:color w:val="222222"/>
-                <w:kern w:val="0"/>
-                <w:sz w:val="27"/>
-                <w:szCs w:val="27"/>
-                <w14:ligatures w14:val="none"/>
-              </w:rPr>
-            </w:pPr>
+              <w:t>}</w:t>
+            </w:r>
           </w:p>
         </w:tc>
       </w:tr>
@@ -687,6 +527,7 @@
           <w:kern w:val="0"/>
           <w:sz w:val="28"/>
           <w:szCs w:val="28"/>
+          <w:lang w:val="ru-RU"/>
           <w14:ligatures w14:val="none"/>
         </w:rPr>
       </w:pPr>
@@ -699,14 +540,15 @@
           <w:kern w:val="0"/>
           <w:sz w:val="28"/>
           <w:szCs w:val="28"/>
+          <w:lang w:val="ru-RU"/>
           <w14:ligatures w14:val="none"/>
         </w:rPr>
-        <w:t>Contacts</w:t>
+        <w:t>Дневник</w:t>
       </w:r>
     </w:p>
     <w:tbl>
       <w:tblPr>
-        <w:tblW w:w="9314" w:type="dxa"/>
+        <w:tblW w:w="9354" w:type="dxa"/>
         <w:tblCellMar>
           <w:top w:w="15" w:type="dxa"/>
           <w:left w:w="15" w:type="dxa"/>
@@ -716,19 +558,20 @@
         <w:tblLook w:val="04A0" w:firstRow="1" w:lastRow="0" w:firstColumn="1" w:lastColumn="0" w:noHBand="0" w:noVBand="1"/>
       </w:tblPr>
       <w:tblGrid>
-        <w:gridCol w:w="801"/>
-        <w:gridCol w:w="2521"/>
-        <w:gridCol w:w="1890"/>
-        <w:gridCol w:w="2070"/>
-        <w:gridCol w:w="2032"/>
+        <w:gridCol w:w="1558"/>
+        <w:gridCol w:w="1553"/>
+        <w:gridCol w:w="2291"/>
+        <w:gridCol w:w="1911"/>
+        <w:gridCol w:w="2041"/>
       </w:tblGrid>
       <w:tr>
         <w:trPr>
+          <w:trHeight w:val="424"/>
           <w:tblHeader/>
         </w:trPr>
         <w:tc>
           <w:tcPr>
-            <w:tcW w:w="801" w:type="dxa"/>
+            <w:tcW w:w="1558" w:type="dxa"/>
             <w:tcBorders>
               <w:top w:val="single" w:sz="6" w:space="0" w:color="E5E7EB"/>
               <w:left w:val="single" w:sz="6" w:space="0" w:color="E5E7EB"/>
@@ -754,6 +597,7 @@
                 <w:kern w:val="0"/>
                 <w:sz w:val="20"/>
                 <w:szCs w:val="20"/>
+                <w:lang w:val="ru-RU"/>
                 <w14:ligatures w14:val="none"/>
               </w:rPr>
             </w:pPr>
@@ -765,15 +609,94 @@
                 <w:kern w:val="0"/>
                 <w:sz w:val="20"/>
                 <w:szCs w:val="20"/>
-                <w14:ligatures w14:val="none"/>
-              </w:rPr>
-              <w:t>#</w:t>
+                <w:lang w:val="ru-RU"/>
+                <w14:ligatures w14:val="none"/>
+              </w:rPr>
+              <w:t>Дата</w:t>
             </w:r>
           </w:p>
         </w:tc>
         <w:tc>
           <w:tcPr>
-            <w:tcW w:w="2521" w:type="dxa"/>
+            <w:tcW w:w="1553" w:type="dxa"/>
+            <w:tcBorders>
+              <w:top w:val="single" w:sz="6" w:space="0" w:color="E5E7EB"/>
+              <w:left w:val="single" w:sz="6" w:space="0" w:color="E5E7EB"/>
+              <w:bottom w:val="single" w:sz="6" w:space="0" w:color="E5E7EB"/>
+              <w:right w:val="single" w:sz="6" w:space="0" w:color="E5E7EB"/>
+            </w:tcBorders>
+            <w:shd w:val="clear" w:color="auto" w:fill="F8FAFC"/>
+            <w:tcMar>
+              <w:top w:w="120" w:type="dxa"/>
+              <w:left w:w="150" w:type="dxa"/>
+              <w:bottom w:w="120" w:type="dxa"/>
+              <w:right w:w="150" w:type="dxa"/>
+            </w:tcMar>
+            <w:hideMark/>
+          </w:tcPr>
+          <w:p>
+            <w:pPr>
+              <w:rPr>
+                <w:rFonts w:ascii="Arial" w:eastAsia="Times New Roman" w:hAnsi="Arial" w:cs="Arial"/>
+                <w:b/>
+                <w:bCs/>
+                <w:kern w:val="0"/>
+                <w:sz w:val="20"/>
+                <w:szCs w:val="20"/>
+                <w:lang w:val="ru-RU"/>
+                <w14:ligatures w14:val="none"/>
+              </w:rPr>
+            </w:pPr>
+            <w:r>
+              <w:rPr>
+                <w:rFonts w:ascii="Arial" w:eastAsia="Times New Roman" w:hAnsi="Arial" w:cs="Arial"/>
+                <w:kern w:val="0"/>
+                <w:sz w:val="16"/>
+                <w:szCs w:val="16"/>
+                <w14:ligatures w14:val="none"/>
+              </w:rPr>
+              <w:t>##band=</w:t>
+            </w:r>
+            <w:r>
+              <w:rPr>
+                <w:rFonts w:ascii="Arial" w:eastAsia="Times New Roman" w:hAnsi="Arial" w:cs="Arial"/>
+                <w:kern w:val="0"/>
+                <w:sz w:val="16"/>
+                <w:szCs w:val="16"/>
+                <w:lang w:val="ru-RU"/>
+                <w14:ligatures w14:val="none"/>
+              </w:rPr>
+              <w:t>Monitor</w:t>
+            </w:r>
+            <w:r>
+              <w:rPr>
+                <w:rFonts w:ascii="Arial" w:eastAsia="Times New Roman" w:hAnsi="Arial" w:cs="Arial"/>
+                <w:kern w:val="0"/>
+                <w:sz w:val="16"/>
+                <w:szCs w:val="16"/>
+                <w:lang w:val="ru-RU"/>
+                <w14:ligatures w14:val="none"/>
+              </w:rPr>
+              <w:t xml:space="preserve"> </w:t>
+            </w:r>
+            <w:r>
+              <w:rPr>
+                <w:rFonts w:ascii="Arial" w:eastAsia="Times New Roman" w:hAnsi="Arial" w:cs="Arial"/>
+                <w:b/>
+                <w:bCs/>
+                <w:kern w:val="0"/>
+                <w:sz w:val="20"/>
+                <w:szCs w:val="20"/>
+                <w:lang w:val="ru-RU"/>
+                <w14:ligatures w14:val="none"/>
+              </w:rPr>
+              <w:t>Время</w:t>
+            </w:r>
+          </w:p>
+        </w:tc>
+        <w:tc>
+          <w:tcPr>
+            <w:tcW w:w="2291" w:type="dxa"/>
             <w:tcBorders>
               <w:top w:val="single" w:sz="6" w:space="0" w:color="E5E7EB"/>
               <w:left w:val="single" w:sz="6" w:space="0" w:color="E5E7EB"/>
@@ -799,19 +722,10 @@
                 <w:kern w:val="0"/>
                 <w:sz w:val="20"/>
                 <w:szCs w:val="20"/>
+                <w:lang w:val="ru-RU"/>
                 <w14:ligatures w14:val="none"/>
               </w:rPr>
             </w:pPr>
-            <w:r>
-              <w:rPr>
-                <w:rFonts w:ascii="Arial" w:eastAsia="Times New Roman" w:hAnsi="Arial" w:cs="Arial"/>
-                <w:kern w:val="0"/>
-                <w:sz w:val="16"/>
-                <w:szCs w:val="16"/>
-                <w14:ligatures w14:val="none"/>
-              </w:rPr>
-              <w:t>##band=Contacts</w:t>
-            </w:r>
             <w:r>
               <w:rPr>
                 <w:rFonts w:ascii="Arial" w:eastAsia="Times New Roman" w:hAnsi="Arial" w:cs="Arial"/>
@@ -820,27 +734,16 @@
                 <w:kern w:val="0"/>
                 <w:sz w:val="20"/>
                 <w:szCs w:val="20"/>
-                <w14:ligatures w14:val="none"/>
-              </w:rPr>
-              <w:t xml:space="preserve"> </w:t>
-            </w:r>
-            <w:r>
-              <w:rPr>
-                <w:rFonts w:ascii="Arial" w:eastAsia="Times New Roman" w:hAnsi="Arial" w:cs="Arial"/>
-                <w:b/>
-                <w:bCs/>
-                <w:kern w:val="0"/>
-                <w:sz w:val="20"/>
-                <w:szCs w:val="20"/>
-                <w14:ligatures w14:val="none"/>
-              </w:rPr>
-              <w:t>Person</w:t>
+                <w:lang w:val="ru-RU"/>
+                <w14:ligatures w14:val="none"/>
+              </w:rPr>
+              <w:t>Верхнее</w:t>
             </w:r>
           </w:p>
         </w:tc>
         <w:tc>
           <w:tcPr>
-            <w:tcW w:w="1890" w:type="dxa"/>
+            <w:tcW w:w="1911" w:type="dxa"/>
             <w:tcBorders>
               <w:top w:val="single" w:sz="6" w:space="0" w:color="E5E7EB"/>
               <w:left w:val="single" w:sz="6" w:space="0" w:color="E5E7EB"/>
@@ -866,6 +769,7 @@
                 <w:kern w:val="0"/>
                 <w:sz w:val="20"/>
                 <w:szCs w:val="20"/>
+                <w:lang w:val="ru-RU"/>
                 <w14:ligatures w14:val="none"/>
               </w:rPr>
             </w:pPr>
@@ -877,15 +781,16 @@
                 <w:kern w:val="0"/>
                 <w:sz w:val="20"/>
                 <w:szCs w:val="20"/>
-                <w14:ligatures w14:val="none"/>
-              </w:rPr>
-              <w:t>Position</w:t>
+                <w:lang w:val="ru-RU"/>
+                <w14:ligatures w14:val="none"/>
+              </w:rPr>
+              <w:t>Нижнее</w:t>
             </w:r>
           </w:p>
         </w:tc>
         <w:tc>
           <w:tcPr>
-            <w:tcW w:w="2070" w:type="dxa"/>
+            <w:tcW w:w="2041" w:type="dxa"/>
             <w:tcBorders>
               <w:top w:val="single" w:sz="6" w:space="0" w:color="E5E7EB"/>
               <w:left w:val="single" w:sz="6" w:space="0" w:color="E5E7EB"/>
@@ -911,6 +816,7 @@
                 <w:kern w:val="0"/>
                 <w:sz w:val="20"/>
                 <w:szCs w:val="20"/>
+                <w:lang w:val="ru-RU"/>
                 <w14:ligatures w14:val="none"/>
               </w:rPr>
             </w:pPr>
@@ -922,22 +828,160 @@
                 <w:kern w:val="0"/>
                 <w:sz w:val="20"/>
                 <w:szCs w:val="20"/>
-                <w14:ligatures w14:val="none"/>
-              </w:rPr>
-              <w:t>Email</w:t>
+                <w:lang w:val="ru-RU"/>
+                <w14:ligatures w14:val="none"/>
+              </w:rPr>
+              <w:t>Пульс</w:t>
             </w:r>
           </w:p>
         </w:tc>
+      </w:tr>
+      <w:tr>
+        <w:trPr>
+          <w:trHeight w:val="240"/>
+        </w:trPr>
         <w:tc>
           <w:tcPr>
-            <w:tcW w:w="2032" w:type="dxa"/>
+            <w:tcW w:w="1558" w:type="dxa"/>
             <w:tcBorders>
               <w:top w:val="single" w:sz="6" w:space="0" w:color="E5E7EB"/>
               <w:left w:val="single" w:sz="6" w:space="0" w:color="E5E7EB"/>
               <w:bottom w:val="single" w:sz="6" w:space="0" w:color="E5E7EB"/>
               <w:right w:val="single" w:sz="6" w:space="0" w:color="E5E7EB"/>
             </w:tcBorders>
-            <w:shd w:val="clear" w:color="auto" w:fill="F8FAFC"/>
+            <w:tcMar>
+              <w:top w:w="120" w:type="dxa"/>
+              <w:left w:w="150" w:type="dxa"/>
+              <w:bottom w:w="120" w:type="dxa"/>
+              <w:right w:w="150" w:type="dxa"/>
+            </w:tcMar>
+          </w:tcPr>
+          <w:p>
+            <w:pPr>
+              <w:spacing w:after="0" w:line="240" w:lineRule="auto"/>
+              <w:jc w:val="center"/>
+              <w:rPr>
+                <w:rFonts w:ascii="Arial" w:eastAsia="Times New Roman" w:hAnsi="Arial" w:cs="Arial"/>
+                <w:kern w:val="0"/>
+                <w:sz w:val="18"/>
+                <w:szCs w:val="18"/>
+                <w14:ligatures w14:val="none"/>
+              </w:rPr>
+            </w:pPr>
+            <w:r>
+              <w:rPr>
+                <w:rFonts w:ascii="Arial" w:eastAsia="Times New Roman" w:hAnsi="Arial" w:cs="Arial"/>
+                <w:kern w:val="0"/>
+                <w:sz w:val="18"/>
+                <w:szCs w:val="18"/>
+                <w14:ligatures w14:val="none"/>
+              </w:rPr>
+              <w:t>${</w:t>
+            </w:r>
+            <w:proofErr w:type="spellStart"/>
+            <w:r>
+              <w:rPr>
+                <w:rFonts w:ascii="Arial" w:eastAsia="Times New Roman" w:hAnsi="Arial" w:cs="Arial"/>
+                <w:kern w:val="0"/>
+                <w:sz w:val="18"/>
+                <w:szCs w:val="18"/>
+                <w14:ligatures w14:val="none"/>
+              </w:rPr>
+              <w:t>dateTest</w:t>
+            </w:r>
+            <w:proofErr w:type="spellEnd"/>
+            <w:r>
+              <w:rPr>
+                <w:rFonts w:ascii="Arial" w:eastAsia="Times New Roman" w:hAnsi="Arial" w:cs="Arial"/>
+                <w:kern w:val="0"/>
+                <w:sz w:val="18"/>
+                <w:szCs w:val="18"/>
+                <w14:ligatures w14:val="none"/>
+              </w:rPr>
+              <w:t>}</w:t>
+            </w:r>
+          </w:p>
+        </w:tc>
+        <w:tc>
+          <w:tcPr>
+            <w:tcW w:w="1553" w:type="dxa"/>
+            <w:tcBorders>
+              <w:top w:val="single" w:sz="6" w:space="0" w:color="E5E7EB"/>
+              <w:left w:val="single" w:sz="6" w:space="0" w:color="E5E7EB"/>
+              <w:bottom w:val="single" w:sz="6" w:space="0" w:color="E5E7EB"/>
+              <w:right w:val="single" w:sz="6" w:space="0" w:color="E5E7EB"/>
+            </w:tcBorders>
+            <w:tcMar>
+              <w:top w:w="120" w:type="dxa"/>
+              <w:left w:w="150" w:type="dxa"/>
+              <w:bottom w:w="120" w:type="dxa"/>
+              <w:right w:w="150" w:type="dxa"/>
+            </w:tcMar>
+          </w:tcPr>
+          <w:p>
+            <w:pPr>
+              <w:jc w:val="center"/>
+              <w:rPr>
+                <w:rFonts w:ascii="Arial" w:eastAsia="Times New Roman" w:hAnsi="Arial" w:cs="Arial"/>
+                <w:kern w:val="0"/>
+                <w:sz w:val="18"/>
+                <w:szCs w:val="18"/>
+                <w14:ligatures w14:val="none"/>
+              </w:rPr>
+            </w:pPr>
+            <w:r>
+              <w:rPr>
+                <w:rFonts w:ascii="Arial" w:eastAsia="Times New Roman" w:hAnsi="Arial" w:cs="Arial"/>
+                <w:kern w:val="0"/>
+                <w:sz w:val="18"/>
+                <w:szCs w:val="18"/>
+                <w14:ligatures w14:val="none"/>
+              </w:rPr>
+              <w:t>${</w:t>
+            </w:r>
+            <w:proofErr w:type="spellStart"/>
+            <w:r>
+              <w:rPr>
+                <w:rFonts w:ascii="Arial" w:eastAsia="Times New Roman" w:hAnsi="Arial" w:cs="Arial"/>
+                <w:kern w:val="0"/>
+                <w:sz w:val="18"/>
+                <w:szCs w:val="18"/>
+                <w14:ligatures w14:val="none"/>
+              </w:rPr>
+              <w:t>time</w:t>
+            </w:r>
+            <w:r>
+              <w:rPr>
+                <w:rFonts w:ascii="Arial" w:eastAsia="Times New Roman" w:hAnsi="Arial" w:cs="Arial"/>
+                <w:kern w:val="0"/>
+                <w:sz w:val="18"/>
+                <w:szCs w:val="18"/>
+                <w14:ligatures w14:val="none"/>
+              </w:rPr>
+              <w:t>Test</w:t>
+            </w:r>
+            <w:proofErr w:type="spellEnd"/>
+            <w:r>
+              <w:rPr>
+                <w:rFonts w:ascii="Arial" w:eastAsia="Times New Roman" w:hAnsi="Arial" w:cs="Arial"/>
+                <w:kern w:val="0"/>
+                <w:sz w:val="18"/>
+                <w:szCs w:val="18"/>
+                <w14:ligatures w14:val="none"/>
+              </w:rPr>
+              <w:t>}</w:t>
+            </w:r>
+          </w:p>
+        </w:tc>
+        <w:tc>
+          <w:tcPr>
+            <w:tcW w:w="2291" w:type="dxa"/>
+            <w:tcBorders>
+              <w:top w:val="single" w:sz="6" w:space="0" w:color="E5E7EB"/>
+              <w:left w:val="single" w:sz="6" w:space="0" w:color="E5E7EB"/>
+              <w:bottom w:val="single" w:sz="6" w:space="0" w:color="E5E7EB"/>
+              <w:right w:val="single" w:sz="6" w:space="0" w:color="E5E7EB"/>
+            </w:tcBorders>
             <w:tcMar>
               <w:top w:w="120" w:type="dxa"/>
               <w:left w:w="150" w:type="dxa"/>
@@ -948,36 +992,114 @@
           </w:tcPr>
           <w:p>
             <w:pPr>
-              <w:spacing w:after="0" w:line="240" w:lineRule="auto"/>
-              <w:rPr>
-                <w:rFonts w:ascii="Arial" w:eastAsia="Times New Roman" w:hAnsi="Arial" w:cs="Arial"/>
-                <w:b/>
-                <w:bCs/>
-                <w:kern w:val="0"/>
-                <w:sz w:val="20"/>
-                <w:szCs w:val="20"/>
+              <w:jc w:val="center"/>
+              <w:rPr>
+                <w:rFonts w:ascii="Arial" w:eastAsia="Times New Roman" w:hAnsi="Arial" w:cs="Arial"/>
+                <w:kern w:val="0"/>
+                <w:sz w:val="18"/>
+                <w:szCs w:val="18"/>
                 <w14:ligatures w14:val="none"/>
               </w:rPr>
             </w:pPr>
             <w:r>
               <w:rPr>
                 <w:rFonts w:ascii="Arial" w:eastAsia="Times New Roman" w:hAnsi="Arial" w:cs="Arial"/>
-                <w:b/>
-                <w:bCs/>
-                <w:kern w:val="0"/>
-                <w:sz w:val="20"/>
-                <w:szCs w:val="20"/>
-                <w14:ligatures w14:val="none"/>
-              </w:rPr>
-              <w:t>Phone</w:t>
+                <w:kern w:val="0"/>
+                <w:sz w:val="18"/>
+                <w:szCs w:val="18"/>
+                <w14:ligatures w14:val="none"/>
+              </w:rPr>
+              <w:t>${</w:t>
+            </w:r>
+            <w:proofErr w:type="spellStart"/>
+            <w:r>
+              <w:rPr>
+                <w:rFonts w:ascii="Arial" w:eastAsia="Times New Roman" w:hAnsi="Arial" w:cs="Arial"/>
+                <w:kern w:val="0"/>
+                <w:sz w:val="18"/>
+                <w:szCs w:val="18"/>
+                <w14:ligatures w14:val="none"/>
+              </w:rPr>
+              <w:t>upperpres</w:t>
+            </w:r>
+            <w:proofErr w:type="spellEnd"/>
+            <w:r>
+              <w:rPr>
+                <w:rFonts w:ascii="Arial" w:eastAsia="Times New Roman" w:hAnsi="Arial" w:cs="Arial"/>
+                <w:kern w:val="0"/>
+                <w:sz w:val="18"/>
+                <w:szCs w:val="18"/>
+                <w14:ligatures w14:val="none"/>
+              </w:rPr>
+              <w:t>}</w:t>
             </w:r>
           </w:p>
         </w:tc>
-      </w:tr>
-      <w:tr>
         <w:tc>
           <w:tcPr>
-            <w:tcW w:w="801" w:type="dxa"/>
+            <w:tcW w:w="1911" w:type="dxa"/>
+            <w:tcBorders>
+              <w:top w:val="single" w:sz="6" w:space="0" w:color="E5E7EB"/>
+              <w:left w:val="single" w:sz="6" w:space="0" w:color="E5E7EB"/>
+              <w:bottom w:val="single" w:sz="6" w:space="0" w:color="E5E7EB"/>
+              <w:right w:val="single" w:sz="6" w:space="0" w:color="E5E7EB"/>
+            </w:tcBorders>
+            <w:tcMar>
+              <w:top w:w="120" w:type="dxa"/>
+              <w:left w:w="150" w:type="dxa"/>
+              <w:bottom w:w="120" w:type="dxa"/>
+              <w:right w:w="150" w:type="dxa"/>
+            </w:tcMar>
+            <w:hideMark/>
+          </w:tcPr>
+          <w:p>
+            <w:pPr>
+              <w:jc w:val="center"/>
+              <w:rPr>
+                <w:rFonts w:ascii="Arial" w:eastAsia="Times New Roman" w:hAnsi="Arial" w:cs="Arial"/>
+                <w:kern w:val="0"/>
+                <w:sz w:val="18"/>
+                <w:szCs w:val="18"/>
+                <w14:ligatures w14:val="none"/>
+              </w:rPr>
+            </w:pPr>
+            <w:r>
+              <w:rPr>
+                <w:rFonts w:ascii="Arial" w:eastAsia="Times New Roman" w:hAnsi="Arial" w:cs="Arial"/>
+                <w:kern w:val="0"/>
+                <w:sz w:val="18"/>
+                <w:szCs w:val="18"/>
+                <w14:ligatures w14:val="none"/>
+              </w:rPr>
+              <w:t>${</w:t>
+            </w:r>
+            <w:proofErr w:type="spellStart"/>
+            <w:r>
+              <w:rPr>
+                <w:rFonts w:ascii="Arial" w:eastAsia="Times New Roman" w:hAnsi="Arial" w:cs="Arial"/>
+                <w:kern w:val="0"/>
+                <w:sz w:val="18"/>
+                <w:szCs w:val="18"/>
+                <w14:ligatures w14:val="none"/>
+              </w:rPr>
+              <w:t>lowpres</w:t>
+            </w:r>
+            <w:proofErr w:type="spellEnd"/>
+            <w:r>
+              <w:rPr>
+                <w:rFonts w:ascii="Arial" w:eastAsia="Times New Roman" w:hAnsi="Arial" w:cs="Arial"/>
+                <w:kern w:val="0"/>
+                <w:sz w:val="18"/>
+                <w:szCs w:val="18"/>
+                <w14:ligatures w14:val="none"/>
+              </w:rPr>
+              <w:t>}</w:t>
+            </w:r>
+          </w:p>
+        </w:tc>
+        <w:tc>
+          <w:tcPr>
+            <w:tcW w:w="2041" w:type="dxa"/>
             <w:tcBorders>
               <w:top w:val="single" w:sz="6" w:space="0" w:color="E5E7EB"/>
               <w:left w:val="single" w:sz="6" w:space="0" w:color="E5E7EB"/>
@@ -995,11 +1117,12 @@
           <w:p>
             <w:pPr>
               <w:spacing w:after="0" w:line="240" w:lineRule="auto"/>
-              <w:rPr>
-                <w:rFonts w:ascii="Arial" w:eastAsia="Times New Roman" w:hAnsi="Arial" w:cs="Arial"/>
-                <w:kern w:val="0"/>
-                <w:sz w:val="20"/>
-                <w:szCs w:val="20"/>
+              <w:jc w:val="center"/>
+              <w:rPr>
+                <w:rFonts w:ascii="Arial" w:eastAsia="Times New Roman" w:hAnsi="Arial" w:cs="Arial"/>
+                <w:kern w:val="0"/>
+                <w:sz w:val="18"/>
+                <w:szCs w:val="18"/>
                 <w14:ligatures w14:val="none"/>
               </w:rPr>
             </w:pPr>
@@ -1007,192 +1130,11 @@
               <w:rPr>
                 <w:rFonts w:ascii="Arial" w:eastAsia="Times New Roman" w:hAnsi="Arial" w:cs="Arial"/>
                 <w:kern w:val="0"/>
-                <w:sz w:val="20"/>
-                <w:szCs w:val="20"/>
-                <w14:ligatures w14:val="none"/>
-              </w:rPr>
-              <w:t>${</w:t>
-            </w:r>
-            <w:proofErr w:type="spellStart"/>
-            <w:r>
-              <w:rPr>
-                <w:rFonts w:ascii="Arial" w:eastAsia="Times New Roman" w:hAnsi="Arial" w:cs="Arial"/>
-                <w:kern w:val="0"/>
-                <w:sz w:val="20"/>
-                <w:szCs w:val="20"/>
-                <w14:ligatures w14:val="none"/>
-              </w:rPr>
-              <w:t>idx</w:t>
-            </w:r>
-            <w:proofErr w:type="spellEnd"/>
-            <w:r>
-              <w:rPr>
-                <w:rFonts w:ascii="Arial" w:eastAsia="Times New Roman" w:hAnsi="Arial" w:cs="Arial"/>
-                <w:kern w:val="0"/>
-                <w:sz w:val="20"/>
-                <w:szCs w:val="20"/>
-                <w14:ligatures w14:val="none"/>
-              </w:rPr>
-              <w:t>}</w:t>
-            </w:r>
-          </w:p>
-        </w:tc>
-        <w:tc>
-          <w:tcPr>
-            <w:tcW w:w="2521" w:type="dxa"/>
-            <w:tcBorders>
-              <w:top w:val="single" w:sz="6" w:space="0" w:color="E5E7EB"/>
-              <w:left w:val="single" w:sz="6" w:space="0" w:color="E5E7EB"/>
-              <w:bottom w:val="single" w:sz="6" w:space="0" w:color="E5E7EB"/>
-              <w:right w:val="single" w:sz="6" w:space="0" w:color="E5E7EB"/>
-            </w:tcBorders>
-            <w:tcMar>
-              <w:top w:w="120" w:type="dxa"/>
-              <w:left w:w="150" w:type="dxa"/>
-              <w:bottom w:w="120" w:type="dxa"/>
-              <w:right w:w="150" w:type="dxa"/>
-            </w:tcMar>
-          </w:tcPr>
-          <w:p>
-            <w:pPr>
-              <w:spacing w:after="0" w:line="240" w:lineRule="auto"/>
-              <w:rPr>
-                <w:rFonts w:ascii="Arial" w:eastAsia="Times New Roman" w:hAnsi="Arial" w:cs="Arial"/>
-                <w:kern w:val="0"/>
-                <w:sz w:val="20"/>
-                <w:szCs w:val="20"/>
-                <w14:ligatures w14:val="none"/>
-              </w:rPr>
-            </w:pPr>
-            <w:r>
-              <w:rPr>
-                <w:rFonts w:ascii="Arial" w:eastAsia="Times New Roman" w:hAnsi="Arial" w:cs="Arial"/>
-                <w:kern w:val="0"/>
-                <w:sz w:val="20"/>
-                <w:szCs w:val="20"/>
-                <w14:ligatures w14:val="none"/>
-              </w:rPr>
-              <w:t>${person}</w:t>
-            </w:r>
-          </w:p>
-        </w:tc>
-        <w:tc>
-          <w:tcPr>
-            <w:tcW w:w="1890" w:type="dxa"/>
-            <w:tcBorders>
-              <w:top w:val="single" w:sz="6" w:space="0" w:color="E5E7EB"/>
-              <w:left w:val="single" w:sz="6" w:space="0" w:color="E5E7EB"/>
-              <w:bottom w:val="single" w:sz="6" w:space="0" w:color="E5E7EB"/>
-              <w:right w:val="single" w:sz="6" w:space="0" w:color="E5E7EB"/>
-            </w:tcBorders>
-            <w:tcMar>
-              <w:top w:w="120" w:type="dxa"/>
-              <w:left w:w="150" w:type="dxa"/>
-              <w:bottom w:w="120" w:type="dxa"/>
-              <w:right w:w="150" w:type="dxa"/>
-            </w:tcMar>
-            <w:hideMark/>
-          </w:tcPr>
-          <w:p>
-            <w:pPr>
-              <w:spacing w:after="0" w:line="240" w:lineRule="auto"/>
-              <w:rPr>
-                <w:rFonts w:ascii="Arial" w:eastAsia="Times New Roman" w:hAnsi="Arial" w:cs="Arial"/>
-                <w:kern w:val="0"/>
-                <w:sz w:val="20"/>
-                <w:szCs w:val="20"/>
-                <w14:ligatures w14:val="none"/>
-              </w:rPr>
-            </w:pPr>
-            <w:r>
-              <w:rPr>
-                <w:rFonts w:ascii="Arial" w:eastAsia="Times New Roman" w:hAnsi="Arial" w:cs="Arial"/>
-                <w:kern w:val="0"/>
-                <w:sz w:val="20"/>
-                <w:szCs w:val="20"/>
-                <w14:ligatures w14:val="none"/>
-              </w:rPr>
-              <w:t>${position}</w:t>
-            </w:r>
-          </w:p>
-        </w:tc>
-        <w:tc>
-          <w:tcPr>
-            <w:tcW w:w="2070" w:type="dxa"/>
-            <w:tcBorders>
-              <w:top w:val="single" w:sz="6" w:space="0" w:color="E5E7EB"/>
-              <w:left w:val="single" w:sz="6" w:space="0" w:color="E5E7EB"/>
-              <w:bottom w:val="single" w:sz="6" w:space="0" w:color="E5E7EB"/>
-              <w:right w:val="single" w:sz="6" w:space="0" w:color="E5E7EB"/>
-            </w:tcBorders>
-            <w:tcMar>
-              <w:top w:w="120" w:type="dxa"/>
-              <w:left w:w="150" w:type="dxa"/>
-              <w:bottom w:w="120" w:type="dxa"/>
-              <w:right w:w="150" w:type="dxa"/>
-            </w:tcMar>
-            <w:hideMark/>
-          </w:tcPr>
-          <w:p>
-            <w:pPr>
-              <w:spacing w:after="0" w:line="240" w:lineRule="auto"/>
-              <w:rPr>
-                <w:rFonts w:ascii="Arial" w:eastAsia="Times New Roman" w:hAnsi="Arial" w:cs="Arial"/>
-                <w:kern w:val="0"/>
-                <w:sz w:val="20"/>
-                <w:szCs w:val="20"/>
-                <w14:ligatures w14:val="none"/>
-              </w:rPr>
-            </w:pPr>
-            <w:r>
-              <w:rPr>
-                <w:rFonts w:ascii="Arial" w:eastAsia="Times New Roman" w:hAnsi="Arial" w:cs="Arial"/>
-                <w:kern w:val="0"/>
-                <w:sz w:val="20"/>
-                <w:szCs w:val="20"/>
-                <w14:ligatures w14:val="none"/>
-              </w:rPr>
-              <w:t>${email}</w:t>
-            </w:r>
-          </w:p>
-        </w:tc>
-        <w:tc>
-          <w:tcPr>
-            <w:tcW w:w="2032" w:type="dxa"/>
-            <w:tcBorders>
-              <w:top w:val="single" w:sz="6" w:space="0" w:color="E5E7EB"/>
-              <w:left w:val="single" w:sz="6" w:space="0" w:color="E5E7EB"/>
-              <w:bottom w:val="single" w:sz="6" w:space="0" w:color="E5E7EB"/>
-              <w:right w:val="single" w:sz="6" w:space="0" w:color="E5E7EB"/>
-            </w:tcBorders>
-            <w:tcMar>
-              <w:top w:w="120" w:type="dxa"/>
-              <w:left w:w="150" w:type="dxa"/>
-              <w:bottom w:w="120" w:type="dxa"/>
-              <w:right w:w="150" w:type="dxa"/>
-            </w:tcMar>
-            <w:hideMark/>
-          </w:tcPr>
-          <w:p>
-            <w:pPr>
-              <w:spacing w:after="0" w:line="240" w:lineRule="auto"/>
-              <w:rPr>
-                <w:rFonts w:ascii="Arial" w:eastAsia="Times New Roman" w:hAnsi="Arial" w:cs="Arial"/>
-                <w:kern w:val="0"/>
-                <w:sz w:val="20"/>
-                <w:szCs w:val="20"/>
-                <w14:ligatures w14:val="none"/>
-              </w:rPr>
-            </w:pPr>
-            <w:r>
-              <w:rPr>
-                <w:rFonts w:ascii="Arial" w:eastAsia="Times New Roman" w:hAnsi="Arial" w:cs="Arial"/>
-                <w:kern w:val="0"/>
-                <w:sz w:val="20"/>
-                <w:szCs w:val="20"/>
-                <w14:ligatures w14:val="none"/>
-              </w:rPr>
-              <w:t>${phone}</w:t>
+                <w:sz w:val="18"/>
+                <w:szCs w:val="18"/>
+                <w14:ligatures w14:val="none"/>
+              </w:rPr>
+              <w:t>${pulse}</w:t>
             </w:r>
           </w:p>
         </w:tc>
